--- a/documentazione/documentazione.docx
+++ b/documentazione/documentazione.docx
@@ -2,6 +2,14 @@
 <file path=word/document.xml><?xml version="1.0" encoding="utf-8"?>
 <w:document xmlns:wpc="http://schemas.microsoft.com/office/word/2010/wordprocessingCanvas" xmlns:cx="http://schemas.microsoft.com/office/drawing/2014/chartex" xmlns:cx1="http://schemas.microsoft.com/office/drawing/2015/9/8/chartex" xmlns:cx2="http://schemas.microsoft.com/office/drawing/2015/10/21/chartex" xmlns:cx3="http://schemas.microsoft.com/office/drawing/2016/5/9/chartex" xmlns:cx4="http://schemas.microsoft.com/office/drawing/2016/5/10/chartex" xmlns:cx5="http://schemas.microsoft.com/office/drawing/2016/5/11/chartex" xmlns:cx6="http://schemas.microsoft.com/office/drawing/2016/5/12/chartex" xmlns:cx7="http://schemas.microsoft.com/office/drawing/2016/5/13/chartex" xmlns:cx8="http://schemas.microsoft.com/office/drawing/2016/5/14/chartex" xmlns:mc="http://schemas.openxmlformats.org/markup-compatibility/2006" xmlns:aink="http://schemas.microsoft.com/office/drawing/2016/ink" xmlns:am3d="http://schemas.microsoft.com/office/drawing/2017/model3d" xmlns:o="urn:schemas-microsoft-com:office:office" xmlns:oel="http://schemas.microsoft.com/office/2019/extlst" xmlns:r="http://schemas.openxmlformats.org/officeDocument/2006/relationships" xmlns:m="http://schemas.openxmlformats.org/officeDocument/2006/math" xmlns:v="urn:schemas-microsoft-com:vml" xmlns:wp14="http://schemas.microsoft.com/office/word/2010/wordprocessingDrawing" xmlns:wp="http://schemas.openxmlformats.org/drawingml/2006/wordprocessingDrawing" xmlns:w10="urn:schemas-microsoft-com:office:word" xmlns:w="http://schemas.openxmlformats.org/wordprocessingml/2006/main" xmlns:w14="http://schemas.microsoft.com/office/word/2010/wordml" xmlns:w15="http://schemas.microsoft.com/office/word/2012/wordml" xmlns:w16cex="http://schemas.microsoft.com/office/word/2018/wordml/cex" xmlns:w16cid="http://schemas.microsoft.com/office/word/2016/wordml/cid" xmlns:w16="http://schemas.microsoft.com/office/word/2018/wordml" xmlns:w16du="http://schemas.microsoft.com/office/word/2023/wordml/word16du" xmlns:w16sdtdh="http://schemas.microsoft.com/office/word/2020/wordml/sdtdatahash" xmlns:w16sdtfl="http://schemas.microsoft.com/office/word/2024/wordml/sdtformatlock" xmlns:w16se="http://schemas.microsoft.com/office/word/2015/wordml/symex" xmlns:wpg="http://schemas.microsoft.com/office/word/2010/wordprocessingGroup" xmlns:wpi="http://schemas.microsoft.com/office/word/2010/wordprocessingInk" xmlns:wne="http://schemas.microsoft.com/office/word/2006/wordml" xmlns:wps="http://schemas.microsoft.com/office/word/2010/wordprocessingShape" mc:Ignorable="w14 w15 w16se w16cid w16 w16cex w16sdtdh w16sdtfl w16du wp14">
   <w:body>
+    <w:p>
+      <w:pPr>
+        <w:pStyle w:val="Titolo1"/>
+      </w:pPr>
+      <w:r>
+        <w:t>Requisiti</w:t>
+      </w:r>
+    </w:p>
     <w:p>
       <w:pPr>
         <w:rPr>
@@ -9,13 +17,6 @@
           <w:bCs/>
         </w:rPr>
       </w:pPr>
-      <w:r>
-        <w:rPr>
-          <w:b/>
-          <w:bCs/>
-        </w:rPr>
-        <w:t>Requisiti</w:t>
-      </w:r>
     </w:p>
     <w:p>
       <w:pPr>
@@ -27,17 +28,128 @@
     </w:p>
     <w:p>
       <w:pPr>
-        <w:rPr>
-          <w:b/>
-          <w:bCs/>
-        </w:rPr>
+        <w:pStyle w:val="Titolo1"/>
       </w:pPr>
       <w:r>
-        <w:rPr>
-          <w:b/>
-          <w:bCs/>
-        </w:rPr>
+        <w:t>Analisi</w:t>
+      </w:r>
+    </w:p>
+    <w:p>
+      <w:pPr>
+        <w:pStyle w:val="Titolo2"/>
+      </w:pPr>
+      <w:r>
+        <w:t>Architettura</w:t>
+      </w:r>
+    </w:p>
+    <w:p>
+      <w:r>
+        <w:t>NO MICROSERVIZI: azienda è piccola, pochi utenti accedono-&gt;costerebbe troppo tenere attivi tutti quei server</w:t>
+      </w:r>
+    </w:p>
+    <w:p>
+      <w:pPr>
+        <w:pStyle w:val="Titolo2"/>
+      </w:pPr>
+      <w:r>
+        <w:t>Funzionalità</w:t>
+      </w:r>
+    </w:p>
+    <w:p>
+      <w:pPr>
+        <w:pStyle w:val="Titolo1"/>
+      </w:pPr>
+      <w:r>
         <w:t>Progettazione</w:t>
+      </w:r>
+    </w:p>
+    <w:p>
+      <w:pPr>
+        <w:pStyle w:val="Titolo2"/>
+      </w:pPr>
+      <w:r>
+        <w:t>Database</w:t>
+      </w:r>
+    </w:p>
+    <w:p>
+      <w:r>
+        <w:t xml:space="preserve">Per il database si è scelto un DBMS di tipo relazionale (in particolare verrà utilizzato MySql). </w:t>
+      </w:r>
+    </w:p>
+    <w:p>
+      <w:r>
+        <w:t>A seguito di una attenta analisi della realtà d’interesse si è optato di creare 3 enti</w:t>
+      </w:r>
+    </w:p>
+    <w:p>
+      <w:r>
+        <w:lastRenderedPageBreak/>
+        <w:drawing>
+          <wp:inline distT="0" distB="0" distL="0" distR="0" wp14:anchorId="7AB66097" wp14:editId="3711A558">
+            <wp:extent cx="6120130" cy="7597140"/>
+            <wp:effectExtent l="0" t="0" r="0" b="3810"/>
+            <wp:docPr id="2131427937" name="Immagine 8"/>
+            <wp:cNvGraphicFramePr>
+              <a:graphicFrameLocks xmlns:a="http://schemas.openxmlformats.org/drawingml/2006/main" noChangeAspect="1"/>
+            </wp:cNvGraphicFramePr>
+            <a:graphic xmlns:a="http://schemas.openxmlformats.org/drawingml/2006/main">
+              <a:graphicData uri="http://schemas.openxmlformats.org/drawingml/2006/picture">
+                <pic:pic xmlns:pic="http://schemas.openxmlformats.org/drawingml/2006/picture">
+                  <pic:nvPicPr>
+                    <pic:cNvPr id="0" name="Picture 27"/>
+                    <pic:cNvPicPr>
+                      <a:picLocks noChangeAspect="1" noChangeArrowheads="1"/>
+                    </pic:cNvPicPr>
+                  </pic:nvPicPr>
+                  <pic:blipFill>
+                    <a:blip r:embed="rId4">
+                      <a:extLst>
+                        <a:ext uri="{28A0092B-C50C-407E-A947-70E740481C1C}">
+                          <a14:useLocalDpi xmlns:a14="http://schemas.microsoft.com/office/drawing/2010/main" val="0"/>
+                        </a:ext>
+                      </a:extLst>
+                    </a:blip>
+                    <a:srcRect/>
+                    <a:stretch>
+                      <a:fillRect/>
+                    </a:stretch>
+                  </pic:blipFill>
+                  <pic:spPr bwMode="auto">
+                    <a:xfrm>
+                      <a:off x="0" y="0"/>
+                      <a:ext cx="6120130" cy="7597140"/>
+                    </a:xfrm>
+                    <a:prstGeom prst="rect">
+                      <a:avLst/>
+                    </a:prstGeom>
+                    <a:noFill/>
+                    <a:ln>
+                      <a:noFill/>
+                    </a:ln>
+                  </pic:spPr>
+                </pic:pic>
+              </a:graphicData>
+            </a:graphic>
+          </wp:inline>
+        </w:drawing>
+      </w:r>
+    </w:p>
+    <w:p/>
+    <w:p/>
+    <w:p/>
+    <w:p/>
+    <w:p>
+      <w:r>
+        <w:t>lo schema relazionale è:</w:t>
+      </w:r>
+    </w:p>
+    <w:p>
+      <w:pPr>
+        <w:pStyle w:val="Titolo2"/>
+      </w:pPr>
+      <w:r>
+        <w:lastRenderedPageBreak/>
+        <w:t>Backend</w:t>
       </w:r>
     </w:p>
     <w:p>
@@ -48,16 +160,8 @@
         <w:rPr>
           <w:highlight w:val="yellow"/>
         </w:rPr>
-        <w:t xml:space="preserve">Dovendo sviluppare per la prima volta una applicazione con </w:t>
-      </w:r>
-      <w:proofErr w:type="spellStart"/>
-      <w:r>
-        <w:rPr>
-          <w:highlight w:val="yellow"/>
-        </w:rPr>
-        <w:t>RESTful</w:t>
-      </w:r>
-      <w:proofErr w:type="spellEnd"/>
+        <w:t>Dovendo sviluppare per la prima volta una applicazione con RESTful</w:t>
+      </w:r>
       <w:r>
         <w:t xml:space="preserve"> è stato preferito utilizzare le librerie JAX-RS </w:t>
       </w:r>
@@ -69,6 +173,15 @@
       </w:r>
       <w:r>
         <w:t>, per capire a fondo la logica, a svantaggio di una maggiore complessità di implementazione.</w:t>
+      </w:r>
+    </w:p>
+    <w:p/>
+    <w:p>
+      <w:pPr>
+        <w:pStyle w:val="Titolo2"/>
+      </w:pPr>
+      <w:r>
+        <w:t>Frontend</w:t>
       </w:r>
     </w:p>
     <w:sectPr>
@@ -509,7 +622,6 @@
     <w:next w:val="Normale"/>
     <w:link w:val="Titolo2Carattere"/>
     <w:uiPriority w:val="9"/>
-    <w:semiHidden/>
     <w:unhideWhenUsed/>
     <w:qFormat/>
     <w:rsid w:val="00264692"/>
@@ -532,7 +644,6 @@
     <w:next w:val="Normale"/>
     <w:link w:val="Titolo3Carattere"/>
     <w:uiPriority w:val="9"/>
-    <w:semiHidden/>
     <w:unhideWhenUsed/>
     <w:qFormat/>
     <w:rsid w:val="00264692"/>
@@ -684,7 +795,6 @@
   <w:style w:type="character" w:default="1" w:styleId="Carpredefinitoparagrafo">
     <w:name w:val="Default Paragraph Font"/>
     <w:uiPriority w:val="1"/>
-    <w:semiHidden/>
     <w:unhideWhenUsed/>
   </w:style>
   <w:style w:type="table" w:default="1" w:styleId="Tabellanormale">
@@ -726,7 +836,6 @@
     <w:basedOn w:val="Carpredefinitoparagrafo"/>
     <w:link w:val="Titolo2"/>
     <w:uiPriority w:val="9"/>
-    <w:semiHidden/>
     <w:rsid w:val="00264692"/>
     <w:rPr>
       <w:rFonts w:asciiTheme="majorHAnsi" w:eastAsiaTheme="majorEastAsia" w:hAnsiTheme="majorHAnsi" w:cstheme="majorBidi"/>
@@ -740,7 +849,6 @@
     <w:basedOn w:val="Carpredefinitoparagrafo"/>
     <w:link w:val="Titolo3"/>
     <w:uiPriority w:val="9"/>
-    <w:semiHidden/>
     <w:rsid w:val="00264692"/>
     <w:rPr>
       <w:rFonts w:eastAsiaTheme="majorEastAsia" w:cstheme="majorBidi"/>

--- a/documentazione/documentazione.docx
+++ b/documentazione/documentazione.docx
@@ -12,26 +12,39 @@
     </w:p>
     <w:p>
       <w:pPr>
-        <w:rPr>
-          <w:b/>
-          <w:bCs/>
-        </w:rPr>
+        <w:pStyle w:val="Titolo1"/>
       </w:pPr>
+      <w:r>
+        <w:t>Analisi</w:t>
+      </w:r>
     </w:p>
     <w:p>
       <w:pPr>
-        <w:rPr>
-          <w:b/>
-          <w:bCs/>
-        </w:rPr>
+        <w:pStyle w:val="Titolo2"/>
       </w:pPr>
+      <w:r>
+        <w:t>Architettura</w:t>
+      </w:r>
+    </w:p>
+    <w:p>
+      <w:r>
+        <w:t>NO MICROSERVIZI: azienda è piccola, pochi utenti accedono-&gt;costerebbe troppo tenere attivi tutti quei server</w:t>
+      </w:r>
+    </w:p>
+    <w:p>
+      <w:pPr>
+        <w:pStyle w:val="Titolo2"/>
+      </w:pPr>
+      <w:r>
+        <w:t>Funzionalità</w:t>
+      </w:r>
     </w:p>
     <w:p>
       <w:pPr>
         <w:pStyle w:val="Titolo1"/>
       </w:pPr>
       <w:r>
-        <w:t>Analisi</w:t>
+        <w:t>Progettazione</w:t>
       </w:r>
     </w:p>
     <w:p>
@@ -39,50 +52,323 @@
         <w:pStyle w:val="Titolo2"/>
       </w:pPr>
       <w:r>
-        <w:t>Architettura</w:t>
-      </w:r>
-    </w:p>
-    <w:p>
-      <w:r>
-        <w:t>NO MICROSERVIZI: azienda è piccola, pochi utenti accedono-&gt;costerebbe troppo tenere attivi tutti quei server</w:t>
-      </w:r>
-    </w:p>
-    <w:p>
-      <w:pPr>
-        <w:pStyle w:val="Titolo2"/>
-      </w:pPr>
-      <w:r>
-        <w:t>Funzionalità</w:t>
-      </w:r>
-    </w:p>
-    <w:p>
-      <w:pPr>
-        <w:pStyle w:val="Titolo1"/>
-      </w:pPr>
-      <w:r>
-        <w:t>Progettazione</w:t>
-      </w:r>
-    </w:p>
-    <w:p>
-      <w:pPr>
-        <w:pStyle w:val="Titolo2"/>
-      </w:pPr>
-      <w:r>
         <w:t>Database</w:t>
       </w:r>
     </w:p>
     <w:p>
       <w:r>
-        <w:t xml:space="preserve">Per il database si è scelto un DBMS di tipo relazionale (in particolare verrà utilizzato MySql). </w:t>
-      </w:r>
-    </w:p>
-    <w:p>
-      <w:r>
-        <w:t>A seguito di una attenta analisi della realtà d’interesse si è optato di creare 3 enti</w:t>
-      </w:r>
-    </w:p>
-    <w:p>
-      <w:r>
+        <w:t xml:space="preserve">Per il database si è scelto un DBMS di tipo relazionale (in particolare verrà utilizzato </w:t>
+      </w:r>
+      <w:proofErr w:type="spellStart"/>
+      <w:r>
+        <w:t>MySql</w:t>
+      </w:r>
+      <w:proofErr w:type="spellEnd"/>
+      <w:r>
+        <w:t>)</w:t>
+      </w:r>
+      <w:r>
+        <w:t>.</w:t>
+      </w:r>
+    </w:p>
+    <w:p>
+      <w:r>
+        <w:t>Schema relazionale:</w:t>
+      </w:r>
+    </w:p>
+    <w:p>
+      <w:r>
+        <w:t>UTENTE(</w:t>
+      </w:r>
+      <w:proofErr w:type="spellStart"/>
+      <w:r>
+        <w:t>Id_utente</w:t>
+      </w:r>
+      <w:proofErr w:type="spellEnd"/>
+      <w:r>
+        <w:t xml:space="preserve">(PK), </w:t>
+      </w:r>
+      <w:r>
+        <w:t>Nome, Username, Password, Tipo</w:t>
+      </w:r>
+      <w:r>
+        <w:t>)</w:t>
+      </w:r>
+    </w:p>
+    <w:p>
+      <w:r>
+        <w:t>AGGIORNAMENTO(</w:t>
+      </w:r>
+      <w:proofErr w:type="spellStart"/>
+      <w:r>
+        <w:t>Id_aggiornamento</w:t>
+      </w:r>
+      <w:proofErr w:type="spellEnd"/>
+      <w:r>
+        <w:t xml:space="preserve">(PK), </w:t>
+      </w:r>
+      <w:r>
+        <w:t xml:space="preserve">Tipo, Data, </w:t>
+      </w:r>
+      <w:proofErr w:type="spellStart"/>
+      <w:r>
+        <w:t>Attributo_modificato</w:t>
+      </w:r>
+      <w:proofErr w:type="spellEnd"/>
+      <w:r>
+        <w:t xml:space="preserve">*, </w:t>
+      </w:r>
+      <w:proofErr w:type="spellStart"/>
+      <w:r>
+        <w:t>Nuovo_valore</w:t>
+      </w:r>
+      <w:proofErr w:type="spellEnd"/>
+      <w:r>
+        <w:t xml:space="preserve">*, </w:t>
+      </w:r>
+      <w:proofErr w:type="spellStart"/>
+      <w:r>
+        <w:t>Vecchio_valore</w:t>
+      </w:r>
+      <w:proofErr w:type="spellEnd"/>
+      <w:r>
+        <w:t xml:space="preserve">*,  </w:t>
+      </w:r>
+      <w:proofErr w:type="spellStart"/>
+      <w:r>
+        <w:t>Id_utente</w:t>
+      </w:r>
+      <w:proofErr w:type="spellEnd"/>
+      <w:r>
+        <w:t xml:space="preserve">(FK), </w:t>
+      </w:r>
+      <w:proofErr w:type="spellStart"/>
+      <w:r>
+        <w:t>Id_prodotto</w:t>
+      </w:r>
+      <w:proofErr w:type="spellEnd"/>
+      <w:r>
+        <w:t>(FK))</w:t>
+      </w:r>
+    </w:p>
+    <w:p>
+      <w:r>
+        <w:t>PRODOTTO(</w:t>
+      </w:r>
+      <w:proofErr w:type="spellStart"/>
+      <w:r>
+        <w:t>Id_prodotto</w:t>
+      </w:r>
+      <w:proofErr w:type="spellEnd"/>
+      <w:r>
+        <w:t xml:space="preserve">(PK), </w:t>
+      </w:r>
+      <w:r>
+        <w:t>Nome, Prezzo, Magazzino, Disponibilità</w:t>
+      </w:r>
+      <w:r>
+        <w:t>)</w:t>
+      </w:r>
+    </w:p>
+    <w:p>
+      <w:r>
+        <w:t>ACQUISTO(</w:t>
+      </w:r>
+      <w:proofErr w:type="spellStart"/>
+      <w:r>
+        <w:t>Numero_fattura</w:t>
+      </w:r>
+      <w:proofErr w:type="spellEnd"/>
+      <w:r>
+        <w:t>(PK), data, totale</w:t>
+      </w:r>
+      <w:r>
+        <w:t>)</w:t>
+      </w:r>
+    </w:p>
+    <w:p>
+      <w:r>
+        <w:t>RELATIVO((</w:t>
+      </w:r>
+      <w:proofErr w:type="spellStart"/>
+      <w:r>
+        <w:t>Numero_fattura</w:t>
+      </w:r>
+      <w:proofErr w:type="spellEnd"/>
+      <w:r>
+        <w:t xml:space="preserve">(FK), </w:t>
+      </w:r>
+      <w:proofErr w:type="spellStart"/>
+      <w:r>
+        <w:t>Id_prodotto</w:t>
+      </w:r>
+      <w:proofErr w:type="spellEnd"/>
+      <w:r>
+        <w:t xml:space="preserve">(FK))(PK), </w:t>
+      </w:r>
+      <w:proofErr w:type="spellStart"/>
+      <w:r>
+        <w:t>Quantià</w:t>
+      </w:r>
+      <w:proofErr w:type="spellEnd"/>
+      <w:r>
+        <w:t>)</w:t>
+      </w:r>
+    </w:p>
+    <w:p>
+      <w:r>
+        <w:t>PROSSIMORACCOLTO(</w:t>
+      </w:r>
+      <w:proofErr w:type="spellStart"/>
+      <w:r>
+        <w:t>Id_raccolto</w:t>
+      </w:r>
+      <w:proofErr w:type="spellEnd"/>
+      <w:r>
+        <w:t>(PK), Disponibilità, Totale, Data)</w:t>
+      </w:r>
+    </w:p>
+    <w:p>
+      <w:r>
+        <w:t>Vincoli:</w:t>
+      </w:r>
+    </w:p>
+    <w:p>
+      <w:r>
+        <w:t xml:space="preserve">V1: </w:t>
+      </w:r>
+      <w:proofErr w:type="spellStart"/>
+      <w:r>
+        <w:t>Utente.tipo</w:t>
+      </w:r>
+      <w:proofErr w:type="spellEnd"/>
+      <w:r>
+        <w:t>={‘C’,’A’}</w:t>
+      </w:r>
+    </w:p>
+    <w:p>
+      <w:r>
+        <w:t xml:space="preserve">V2: </w:t>
+      </w:r>
+      <w:proofErr w:type="spellStart"/>
+      <w:r>
+        <w:t>Aggiornamento.tipo</w:t>
+      </w:r>
+      <w:proofErr w:type="spellEnd"/>
+      <w:r>
+        <w:t>={‘C’,’U’,’D’}</w:t>
+      </w:r>
+    </w:p>
+    <w:p>
+      <w:r>
+        <w:t xml:space="preserve">V3: </w:t>
+      </w:r>
+      <w:proofErr w:type="spellStart"/>
+      <w:r>
+        <w:t>Prodotto.prezzo</w:t>
+      </w:r>
+      <w:proofErr w:type="spellEnd"/>
+      <w:r>
+        <w:t>&gt;0</w:t>
+      </w:r>
+    </w:p>
+    <w:p>
+      <w:r>
+        <w:t xml:space="preserve">V4: </w:t>
+      </w:r>
+      <w:proofErr w:type="spellStart"/>
+      <w:r>
+        <w:t>Prodotto.magazzino</w:t>
+      </w:r>
+      <w:proofErr w:type="spellEnd"/>
+      <w:r>
+        <w:t>&gt;=0</w:t>
+      </w:r>
+    </w:p>
+    <w:p>
+      <w:r>
+        <w:t xml:space="preserve">V5: </w:t>
+      </w:r>
+      <w:proofErr w:type="spellStart"/>
+      <w:r>
+        <w:t>Prodotto.disponibilità</w:t>
+      </w:r>
+      <w:proofErr w:type="spellEnd"/>
+      <w:r>
+        <w:t>&gt;=0</w:t>
+      </w:r>
+    </w:p>
+    <w:p>
+      <w:r>
+        <w:t xml:space="preserve">V6: </w:t>
+      </w:r>
+      <w:proofErr w:type="spellStart"/>
+      <w:r>
+        <w:t>Prodotto.</w:t>
+      </w:r>
+      <w:r>
+        <w:t>magazzino</w:t>
+      </w:r>
+      <w:proofErr w:type="spellEnd"/>
+      <w:r>
+        <w:t>&gt;=</w:t>
+      </w:r>
+      <w:proofErr w:type="spellStart"/>
+      <w:r>
+        <w:t>Prodotto.disponibilità</w:t>
+      </w:r>
+      <w:proofErr w:type="spellEnd"/>
+    </w:p>
+    <w:p>
+      <w:r>
+        <w:t xml:space="preserve">V7: </w:t>
+      </w:r>
+      <w:proofErr w:type="spellStart"/>
+      <w:r>
+        <w:t>ProssimoRaccolto.totale</w:t>
+      </w:r>
+      <w:proofErr w:type="spellEnd"/>
+      <w:r>
+        <w:t>&gt;0</w:t>
+      </w:r>
+    </w:p>
+    <w:p>
+      <w:r>
+        <w:t xml:space="preserve">V8: </w:t>
+      </w:r>
+      <w:proofErr w:type="spellStart"/>
+      <w:r>
+        <w:t>ProssimoRaccolto.disponibilità</w:t>
+      </w:r>
+      <w:proofErr w:type="spellEnd"/>
+      <w:r>
+        <w:t>&gt;=0</w:t>
+      </w:r>
+    </w:p>
+    <w:p>
+      <w:r>
+        <w:t xml:space="preserve">V9: </w:t>
+      </w:r>
+      <w:proofErr w:type="spellStart"/>
+      <w:r>
+        <w:t>Relativo.quantità</w:t>
+      </w:r>
+      <w:proofErr w:type="spellEnd"/>
+      <w:r>
+        <w:t>&gt;=0</w:t>
+      </w:r>
+    </w:p>
+    <w:p>
+      <w:r>
+        <w:t>V10:Acquisto.totale&gt;0</w:t>
+      </w:r>
+    </w:p>
+    <w:p/>
+    <w:p>
+      <w:r>
+        <w:rPr>
+          <w:noProof/>
+        </w:rPr>
         <w:lastRenderedPageBreak/>
         <w:drawing>
           <wp:inline distT="0" distB="0" distL="0" distR="0" wp14:anchorId="7AB66097" wp14:editId="3711A558">
@@ -138,19 +424,17 @@
     <w:p/>
     <w:p/>
     <w:p/>
-    <w:p>
-      <w:r>
-        <w:t>lo schema relazionale è:</w:t>
-      </w:r>
-    </w:p>
+    <w:p/>
     <w:p>
       <w:pPr>
         <w:pStyle w:val="Titolo2"/>
       </w:pPr>
+      <w:proofErr w:type="spellStart"/>
       <w:r>
         <w:lastRenderedPageBreak/>
         <w:t>Backend</w:t>
       </w:r>
+      <w:proofErr w:type="spellEnd"/>
     </w:p>
     <w:p>
       <w:r>
@@ -160,8 +444,16 @@
         <w:rPr>
           <w:highlight w:val="yellow"/>
         </w:rPr>
-        <w:t>Dovendo sviluppare per la prima volta una applicazione con RESTful</w:t>
-      </w:r>
+        <w:t xml:space="preserve">Dovendo sviluppare per la prima volta una applicazione con </w:t>
+      </w:r>
+      <w:proofErr w:type="spellStart"/>
+      <w:r>
+        <w:rPr>
+          <w:highlight w:val="yellow"/>
+        </w:rPr>
+        <w:t>RESTful</w:t>
+      </w:r>
+      <w:proofErr w:type="spellEnd"/>
       <w:r>
         <w:t xml:space="preserve"> è stato preferito utilizzare le librerie JAX-RS </w:t>
       </w:r>
@@ -180,9 +472,11 @@
       <w:pPr>
         <w:pStyle w:val="Titolo2"/>
       </w:pPr>
+      <w:proofErr w:type="spellStart"/>
       <w:r>
         <w:t>Frontend</w:t>
       </w:r>
+      <w:proofErr w:type="spellEnd"/>
     </w:p>
     <w:sectPr>
       <w:pgSz w:w="11906" w:h="16838"/>
@@ -795,6 +1089,7 @@
   <w:style w:type="character" w:default="1" w:styleId="Carpredefinitoparagrafo">
     <w:name w:val="Default Paragraph Font"/>
     <w:uiPriority w:val="1"/>
+    <w:semiHidden/>
     <w:unhideWhenUsed/>
   </w:style>
   <w:style w:type="table" w:default="1" w:styleId="Tabellanormale">
